--- a/templates/RISALAH_template.docx
+++ b/templates/RISALAH_template.docx
@@ -171,13 +171,6 @@
         </w:rPr>
         <w:tab/>
         <w:t xml:space="preserve">: </w:t>
-      </w:r>
-      <w:r>
-        <w:rPr>
-          <w:sz w:val="24"/>
-          <w:szCs w:val="24"/>
-        </w:rPr>
-        <w:t>{{jam}}</w:t>
       </w:r>
       <w:r>
         <w:rPr>
@@ -4708,6 +4701,7 @@
   <w:style w:type="character" w:default="1" w:styleId="DefaultParagraphFont">
     <w:name w:val="Default Paragraph Font"/>
     <w:uiPriority w:val="1"/>
+    <w:semiHidden/>
     <w:unhideWhenUsed/>
   </w:style>
   <w:style w:type="table" w:default="1" w:styleId="TableNormal">

--- a/templates/RISALAH_template.docx
+++ b/templates/RISALAH_template.docx
@@ -205,21 +205,7 @@
           <w:sz w:val="24"/>
           <w:szCs w:val="24"/>
         </w:rPr>
-        <w:t xml:space="preserve"> </w:t>
-      </w:r>
-      <w:r>
-        <w:rPr>
-          <w:sz w:val="24"/>
-          <w:szCs w:val="24"/>
-        </w:rPr>
-        <w:t xml:space="preserve">[[jam]] </w:t>
-      </w:r>
-      <w:r>
-        <w:rPr>
-          <w:sz w:val="24"/>
-          <w:szCs w:val="24"/>
-        </w:rPr>
-        <w:t>WIB s.d. selesai</w:t>
+        <w:t>[[jam]]</w:t>
       </w:r>
     </w:p>
     <w:p>
@@ -244,7 +230,14 @@
           <w:szCs w:val="24"/>
         </w:rPr>
         <w:tab/>
-        <w:t>: Aula KIP Kabupaten Pidie Jaya</w:t>
+        <w:t xml:space="preserve">: </w:t>
+      </w:r>
+      <w:r>
+        <w:rPr>
+          <w:sz w:val="24"/>
+          <w:szCs w:val="24"/>
+        </w:rPr>
+        <w:t>[[tempat]]</w:t>
       </w:r>
       <w:r>
         <w:rPr>
@@ -284,12 +277,8 @@
     </w:p>
     <w:p>
       <w:pPr>
-        <w:numPr>
-          <w:ilvl w:val="0"/>
-          <w:numId w:val="4"/>
-        </w:numPr>
         <w:spacing w:line="240" w:lineRule="auto"/>
-        <w:ind w:left="360"/>
+        <w:ind w:left="-540" w:firstLine="450"/>
         <w:jc w:val="both"/>
         <w:rPr>
           <w:sz w:val="24"/>
@@ -301,17 +290,13 @@
           <w:sz w:val="24"/>
           <w:szCs w:val="24"/>
         </w:rPr>
-        <w:t>Iskandar</w:t>
+        <w:t>[[#peserta]]</w:t>
       </w:r>
     </w:p>
     <w:p>
       <w:pPr>
-        <w:numPr>
-          <w:ilvl w:val="0"/>
-          <w:numId w:val="4"/>
-        </w:numPr>
         <w:spacing w:line="240" w:lineRule="auto"/>
-        <w:ind w:left="360"/>
+        <w:ind w:left="-540" w:firstLine="450"/>
         <w:jc w:val="both"/>
         <w:rPr>
           <w:sz w:val="24"/>
@@ -323,253 +308,18 @@
           <w:sz w:val="24"/>
           <w:szCs w:val="24"/>
         </w:rPr>
-        <w:t>Hasmunir</w:t>
+        <w:t xml:space="preserve">  </w:t>
+      </w:r>
+      <w:r>
+        <w:rPr>
+          <w:sz w:val="24"/>
+          <w:szCs w:val="24"/>
+        </w:rPr>
+        <w:t>[[no]]. [[namaRingkas]]</w:t>
       </w:r>
     </w:p>
     <w:p>
       <w:pPr>
-        <w:numPr>
-          <w:ilvl w:val="0"/>
-          <w:numId w:val="4"/>
-        </w:numPr>
-        <w:spacing w:line="240" w:lineRule="auto"/>
-        <w:ind w:left="360"/>
-        <w:jc w:val="both"/>
-        <w:rPr>
-          <w:sz w:val="24"/>
-          <w:szCs w:val="24"/>
-        </w:rPr>
-      </w:pPr>
-      <w:r>
-        <w:rPr>
-          <w:sz w:val="24"/>
-          <w:szCs w:val="24"/>
-        </w:rPr>
-        <w:t>Masrur</w:t>
-      </w:r>
-    </w:p>
-    <w:p>
-      <w:pPr>
-        <w:numPr>
-          <w:ilvl w:val="0"/>
-          <w:numId w:val="4"/>
-        </w:numPr>
-        <w:spacing w:line="240" w:lineRule="auto"/>
-        <w:ind w:left="360"/>
-        <w:jc w:val="both"/>
-        <w:rPr>
-          <w:sz w:val="24"/>
-          <w:szCs w:val="24"/>
-        </w:rPr>
-      </w:pPr>
-      <w:r>
-        <w:rPr>
-          <w:sz w:val="24"/>
-          <w:szCs w:val="24"/>
-        </w:rPr>
-        <w:t>Abdullah</w:t>
-      </w:r>
-    </w:p>
-    <w:p>
-      <w:pPr>
-        <w:numPr>
-          <w:ilvl w:val="0"/>
-          <w:numId w:val="4"/>
-        </w:numPr>
-        <w:spacing w:line="240" w:lineRule="auto"/>
-        <w:ind w:left="360"/>
-        <w:jc w:val="both"/>
-        <w:rPr>
-          <w:sz w:val="24"/>
-          <w:szCs w:val="24"/>
-        </w:rPr>
-      </w:pPr>
-      <w:r>
-        <w:rPr>
-          <w:sz w:val="24"/>
-          <w:szCs w:val="24"/>
-        </w:rPr>
-        <w:t>Darkasyi</w:t>
-      </w:r>
-    </w:p>
-    <w:p>
-      <w:pPr>
-        <w:numPr>
-          <w:ilvl w:val="0"/>
-          <w:numId w:val="4"/>
-        </w:numPr>
-        <w:spacing w:line="240" w:lineRule="auto"/>
-        <w:ind w:left="360"/>
-        <w:jc w:val="both"/>
-        <w:rPr>
-          <w:sz w:val="24"/>
-          <w:szCs w:val="24"/>
-        </w:rPr>
-      </w:pPr>
-      <w:r>
-        <w:rPr>
-          <w:sz w:val="24"/>
-          <w:szCs w:val="24"/>
-        </w:rPr>
-        <w:t>Iswandi</w:t>
-      </w:r>
-    </w:p>
-    <w:p>
-      <w:pPr>
-        <w:numPr>
-          <w:ilvl w:val="0"/>
-          <w:numId w:val="4"/>
-        </w:numPr>
-        <w:spacing w:line="240" w:lineRule="auto"/>
-        <w:ind w:left="360"/>
-        <w:jc w:val="both"/>
-        <w:rPr>
-          <w:sz w:val="24"/>
-          <w:szCs w:val="24"/>
-        </w:rPr>
-      </w:pPr>
-      <w:r>
-        <w:rPr>
-          <w:sz w:val="24"/>
-          <w:szCs w:val="24"/>
-        </w:rPr>
-        <w:t>Dahlan</w:t>
-      </w:r>
-    </w:p>
-    <w:p>
-      <w:pPr>
-        <w:numPr>
-          <w:ilvl w:val="0"/>
-          <w:numId w:val="4"/>
-        </w:numPr>
-        <w:spacing w:line="240" w:lineRule="auto"/>
-        <w:ind w:left="360"/>
-        <w:jc w:val="both"/>
-        <w:rPr>
-          <w:sz w:val="24"/>
-          <w:szCs w:val="24"/>
-        </w:rPr>
-      </w:pPr>
-      <w:r>
-        <w:rPr>
-          <w:sz w:val="24"/>
-          <w:szCs w:val="24"/>
-        </w:rPr>
-        <w:t>Masykur</w:t>
-      </w:r>
-    </w:p>
-    <w:p>
-      <w:pPr>
-        <w:numPr>
-          <w:ilvl w:val="0"/>
-          <w:numId w:val="4"/>
-        </w:numPr>
-        <w:spacing w:line="240" w:lineRule="auto"/>
-        <w:ind w:left="360"/>
-        <w:jc w:val="both"/>
-        <w:rPr>
-          <w:sz w:val="24"/>
-          <w:szCs w:val="24"/>
-        </w:rPr>
-      </w:pPr>
-      <w:r>
-        <w:rPr>
-          <w:sz w:val="24"/>
-          <w:szCs w:val="24"/>
-        </w:rPr>
-        <w:t>Maimun Mahmilul</w:t>
-      </w:r>
-    </w:p>
-    <w:p>
-      <w:pPr>
-        <w:numPr>
-          <w:ilvl w:val="0"/>
-          <w:numId w:val="4"/>
-        </w:numPr>
-        <w:spacing w:line="240" w:lineRule="auto"/>
-        <w:ind w:left="360"/>
-        <w:jc w:val="both"/>
-        <w:rPr>
-          <w:sz w:val="24"/>
-          <w:szCs w:val="24"/>
-        </w:rPr>
-      </w:pPr>
-      <w:r>
-        <w:rPr>
-          <w:sz w:val="24"/>
-          <w:szCs w:val="24"/>
-        </w:rPr>
-        <w:t>Mahmunir</w:t>
-      </w:r>
-    </w:p>
-    <w:p>
-      <w:pPr>
-        <w:numPr>
-          <w:ilvl w:val="0"/>
-          <w:numId w:val="4"/>
-        </w:numPr>
-        <w:spacing w:line="240" w:lineRule="auto"/>
-        <w:ind w:left="360"/>
-        <w:jc w:val="both"/>
-        <w:rPr>
-          <w:sz w:val="24"/>
-          <w:szCs w:val="24"/>
-        </w:rPr>
-      </w:pPr>
-      <w:r>
-        <w:rPr>
-          <w:sz w:val="24"/>
-          <w:szCs w:val="24"/>
-        </w:rPr>
-        <w:t xml:space="preserve">Isnaini </w:t>
-      </w:r>
-    </w:p>
-    <w:p>
-      <w:pPr>
-        <w:numPr>
-          <w:ilvl w:val="0"/>
-          <w:numId w:val="4"/>
-        </w:numPr>
-        <w:spacing w:line="240" w:lineRule="auto"/>
-        <w:ind w:left="360"/>
-        <w:jc w:val="both"/>
-        <w:rPr>
-          <w:sz w:val="24"/>
-          <w:szCs w:val="24"/>
-        </w:rPr>
-      </w:pPr>
-      <w:r>
-        <w:rPr>
-          <w:sz w:val="24"/>
-          <w:szCs w:val="24"/>
-        </w:rPr>
-        <w:t>Nurhayati</w:t>
-      </w:r>
-    </w:p>
-    <w:p>
-      <w:pPr>
-        <w:numPr>
-          <w:ilvl w:val="0"/>
-          <w:numId w:val="4"/>
-        </w:numPr>
-        <w:spacing w:line="240" w:lineRule="auto"/>
-        <w:ind w:left="360"/>
-        <w:jc w:val="both"/>
-        <w:rPr>
-          <w:sz w:val="24"/>
-          <w:szCs w:val="24"/>
-        </w:rPr>
-      </w:pPr>
-      <w:r>
-        <w:rPr>
-          <w:sz w:val="24"/>
-          <w:szCs w:val="24"/>
-        </w:rPr>
-        <w:t>Fazil Basri</w:t>
-      </w:r>
-    </w:p>
-    <w:p>
-      <w:pPr>
         <w:spacing w:line="240" w:lineRule="auto"/>
         <w:ind w:left="-540" w:firstLine="450"/>
         <w:jc w:val="both"/>
@@ -578,6 +328,13 @@
           <w:szCs w:val="24"/>
         </w:rPr>
       </w:pPr>
+      <w:r>
+        <w:rPr>
+          <w:sz w:val="24"/>
+          <w:szCs w:val="24"/>
+        </w:rPr>
+        <w:t>[[/peserta]]</w:t>
+      </w:r>
     </w:p>
     <w:p>
       <w:pPr>
@@ -764,11 +521,8 @@
     </w:p>
     <w:p>
       <w:pPr>
-        <w:numPr>
-          <w:ilvl w:val="0"/>
-          <w:numId w:val="16"/>
-        </w:numPr>
-        <w:ind w:left="1080"/>
+        <w:pStyle w:val="ListParagraph"/>
+        <w:spacing w:line="240" w:lineRule="auto"/>
         <w:jc w:val="both"/>
         <w:rPr>
           <w:b/>
@@ -784,36 +538,13 @@
           <w:sz w:val="24"/>
           <w:szCs w:val="24"/>
         </w:rPr>
-        <w:t>Hasmunir</w:t>
+        <w:t>[[#peserta]]</w:t>
       </w:r>
     </w:p>
     <w:p>
       <w:pPr>
-        <w:widowControl w:val="0"/>
-        <w:pBdr>
-          <w:top w:val="nil"/>
-          <w:left w:val="nil"/>
-          <w:bottom w:val="nil"/>
-          <w:right w:val="nil"/>
-          <w:between w:val="nil"/>
-        </w:pBdr>
-        <w:ind w:left="1170"/>
-        <w:jc w:val="both"/>
-        <w:rPr>
-          <w:color w:val="000000"/>
-          <w:sz w:val="24"/>
-          <w:szCs w:val="24"/>
-        </w:rPr>
-      </w:pPr>
-    </w:p>
-    <w:p>
-      <w:pPr>
-        <w:numPr>
-          <w:ilvl w:val="0"/>
-          <w:numId w:val="16"/>
-        </w:numPr>
+        <w:pStyle w:val="ListParagraph"/>
         <w:spacing w:line="240" w:lineRule="auto"/>
-        <w:ind w:left="1080"/>
         <w:jc w:val="both"/>
         <w:rPr>
           <w:b/>
@@ -829,32 +560,26 @@
           <w:sz w:val="24"/>
           <w:szCs w:val="24"/>
         </w:rPr>
-        <w:t>Masrur</w:t>
+        <w:t>[[no]]. [[namaRingkas]]</w:t>
       </w:r>
     </w:p>
     <w:p>
       <w:pPr>
-        <w:pStyle w:val="NormalWeb"/>
-        <w:spacing w:before="0" w:beforeAutospacing="0" w:after="0" w:afterAutospacing="0" w:line="276" w:lineRule="auto"/>
-        <w:ind w:left="1134"/>
+        <w:pStyle w:val="ListParagraph"/>
+        <w:spacing w:line="240" w:lineRule="auto"/>
         <w:jc w:val="both"/>
-        <w:textAlignment w:val="baseline"/>
-        <w:rPr>
-          <w:rFonts w:ascii="Arial" w:hAnsi="Arial" w:cs="Arial"/>
-          <w:color w:val="000000"/>
-          <w:sz w:val="22"/>
-          <w:szCs w:val="22"/>
+        <w:rPr>
+          <w:b/>
+          <w:bCs/>
+          <w:sz w:val="24"/>
+          <w:szCs w:val="24"/>
         </w:rPr>
       </w:pPr>
     </w:p>
     <w:p>
       <w:pPr>
-        <w:numPr>
-          <w:ilvl w:val="0"/>
-          <w:numId w:val="16"/>
-        </w:numPr>
+        <w:pStyle w:val="ListParagraph"/>
         <w:spacing w:line="240" w:lineRule="auto"/>
-        <w:ind w:left="1080"/>
         <w:jc w:val="both"/>
         <w:rPr>
           <w:b/>
@@ -870,144 +595,7 @@
           <w:sz w:val="24"/>
           <w:szCs w:val="24"/>
         </w:rPr>
-        <w:t>Abdullah</w:t>
-      </w:r>
-    </w:p>
-    <w:p>
-      <w:pPr>
-        <w:pBdr>
-          <w:top w:val="nil"/>
-          <w:left w:val="nil"/>
-          <w:bottom w:val="nil"/>
-          <w:right w:val="nil"/>
-          <w:between w:val="nil"/>
-        </w:pBdr>
-        <w:spacing w:line="240" w:lineRule="auto"/>
-        <w:jc w:val="both"/>
-        <w:rPr>
-          <w:color w:val="000000"/>
-          <w:sz w:val="24"/>
-          <w:szCs w:val="24"/>
-        </w:rPr>
-      </w:pPr>
-    </w:p>
-    <w:p>
-      <w:pPr>
-        <w:numPr>
-          <w:ilvl w:val="0"/>
-          <w:numId w:val="16"/>
-        </w:numPr>
-        <w:spacing w:line="240" w:lineRule="auto"/>
-        <w:ind w:left="1080"/>
-        <w:jc w:val="both"/>
-        <w:rPr>
-          <w:b/>
-          <w:bCs/>
-          <w:sz w:val="24"/>
-          <w:szCs w:val="24"/>
-        </w:rPr>
-      </w:pPr>
-      <w:r>
-        <w:rPr>
-          <w:b/>
-          <w:bCs/>
-          <w:sz w:val="24"/>
-          <w:szCs w:val="24"/>
-        </w:rPr>
-        <w:t>Darkasyi</w:t>
-      </w:r>
-    </w:p>
-    <w:p>
-      <w:pPr>
-        <w:pBdr>
-          <w:top w:val="nil"/>
-          <w:left w:val="nil"/>
-          <w:bottom w:val="nil"/>
-          <w:right w:val="nil"/>
-          <w:between w:val="nil"/>
-        </w:pBdr>
-        <w:spacing w:line="240" w:lineRule="auto"/>
-        <w:ind w:left="1260"/>
-        <w:jc w:val="both"/>
-        <w:rPr>
-          <w:color w:val="000000"/>
-          <w:sz w:val="24"/>
-          <w:szCs w:val="24"/>
-        </w:rPr>
-      </w:pPr>
-    </w:p>
-    <w:p>
-      <w:pPr>
-        <w:numPr>
-          <w:ilvl w:val="0"/>
-          <w:numId w:val="16"/>
-        </w:numPr>
-        <w:spacing w:line="240" w:lineRule="auto"/>
-        <w:ind w:left="1080"/>
-        <w:jc w:val="both"/>
-        <w:rPr>
-          <w:b/>
-          <w:bCs/>
-          <w:sz w:val="24"/>
-          <w:szCs w:val="24"/>
-        </w:rPr>
-      </w:pPr>
-      <w:r>
-        <w:rPr>
-          <w:b/>
-          <w:bCs/>
-          <w:sz w:val="24"/>
-          <w:szCs w:val="24"/>
-        </w:rPr>
-        <w:t>Mahmunir</w:t>
-      </w:r>
-    </w:p>
-    <w:p>
-      <w:pPr>
-        <w:pStyle w:val="NormalWeb"/>
-        <w:spacing w:before="0" w:beforeAutospacing="0" w:after="0" w:afterAutospacing="0" w:line="276" w:lineRule="auto"/>
-        <w:ind w:left="1134"/>
-        <w:textAlignment w:val="baseline"/>
-        <w:rPr>
-          <w:rFonts w:ascii="Arial" w:hAnsi="Arial" w:cs="Arial"/>
-          <w:color w:val="000000"/>
-          <w:sz w:val="22"/>
-          <w:szCs w:val="22"/>
-        </w:rPr>
-      </w:pPr>
-    </w:p>
-    <w:p>
-      <w:pPr>
-        <w:widowControl w:val="0"/>
-        <w:numPr>
-          <w:ilvl w:val="0"/>
-          <w:numId w:val="16"/>
-        </w:numPr>
-        <w:pBdr>
-          <w:top w:val="nil"/>
-          <w:left w:val="nil"/>
-          <w:bottom w:val="nil"/>
-          <w:right w:val="nil"/>
-          <w:between w:val="nil"/>
-        </w:pBdr>
-        <w:spacing w:line="240" w:lineRule="auto"/>
-        <w:ind w:left="1080"/>
-        <w:jc w:val="both"/>
-        <w:rPr>
-          <w:b/>
-          <w:bCs/>
-          <w:sz w:val="24"/>
-          <w:szCs w:val="24"/>
-        </w:rPr>
-      </w:pPr>
-      <w:r>
-        <w:rPr>
-          <w:b/>
-          <w:bCs/>
-          <w:sz w:val="24"/>
-          <w:szCs w:val="24"/>
-        </w:rPr>
-        <w:t>Dahlan</w:t>
+        <w:t>[[/peserta]]</w:t>
       </w:r>
     </w:p>
     <w:p>
@@ -1119,7 +707,6 @@
                 <w:sz w:val="24"/>
                 <w:szCs w:val="24"/>
               </w:rPr>
-              <w:lastRenderedPageBreak/>
               <w:t>Notulensi</w:t>
             </w:r>
             <w:r>
@@ -4618,6 +4205,7 @@
   <w:style w:type="paragraph" w:default="1" w:styleId="Normal">
     <w:name w:val="Normal"/>
     <w:qFormat/>
+    <w:rsid w:val="00481E04"/>
   </w:style>
   <w:style w:type="paragraph" w:styleId="Heading1">
     <w:name w:val="heading 1"/>
@@ -4736,7 +4324,6 @@
   <w:style w:type="character" w:default="1" w:styleId="DefaultParagraphFont">
     <w:name w:val="Default Paragraph Font"/>
     <w:uiPriority w:val="1"/>
-    <w:semiHidden/>
     <w:unhideWhenUsed/>
   </w:style>
   <w:style w:type="table" w:default="1" w:styleId="TableNormal">
@@ -4870,6 +4457,17 @@
       <w:szCs w:val="24"/>
       <w:lang w:val="en-ID"/>
     </w:rPr>
+  </w:style>
+  <w:style w:type="paragraph" w:styleId="ListParagraph">
+    <w:name w:val="List Paragraph"/>
+    <w:basedOn w:val="Normal"/>
+    <w:uiPriority w:val="34"/>
+    <w:qFormat/>
+    <w:rsid w:val="00481E04"/>
+    <w:pPr>
+      <w:ind w:left="720"/>
+      <w:contextualSpacing/>
+    </w:pPr>
   </w:style>
 </w:styles>
 </file>
